--- a/templates/EricHarvey-Resume-Master.docx
+++ b/templates/EricHarvey-Resume-Master.docx
@@ -31,7 +31,7 @@
           <w:sz w:val="18"/>
           <w:szCs w:val="18"/>
         </w:rPr>
-        <w:t xml:space="preserve">Greater Boston, </w:t>
+        <w:t xml:space="preserve">Chagrin Falls, OH  •  Open to remote or relocation  •</w:t>
       </w:r>
       <w:proofErr w:type="gramStart"/>
       <w:r>
@@ -41,7 +41,7 @@
           <w:sz w:val="18"/>
           <w:szCs w:val="18"/>
         </w:rPr>
-        <w:t>MA  •</w:t>
+        <w:t/>
       </w:r>
       <w:proofErr w:type="gramEnd"/>
       <w:r>
@@ -51,7 +51,7 @@
           <w:sz w:val="18"/>
           <w:szCs w:val="18"/>
         </w:rPr>
-        <w:t xml:space="preserve">  Open to </w:t>
+        <w:t xml:space="preserve"/>
       </w:r>
       <w:proofErr w:type="gramStart"/>
       <w:r>
@@ -61,7 +61,7 @@
           <w:sz w:val="18"/>
           <w:szCs w:val="18"/>
         </w:rPr>
-        <w:t>remote  •</w:t>
+        <w:t/>
       </w:r>
       <w:proofErr w:type="gramEnd"/>
       <w:r>
@@ -1824,18 +1824,7 @@
           <w:sz w:val="19"/>
           <w:szCs w:val="19"/>
         </w:rPr>
-        <w:t>B</w:t>
-      </w:r>
-      <w:r>
-        <w:rPr>
-          <w:rFonts w:ascii="Calibri" w:eastAsia="Calibri" w:hAnsi="Calibri" w:cs="Calibri"/>
-          <w:i/>
-          <w:iCs/>
-          <w:color w:val="16202B"/>
-          <w:sz w:val="19"/>
-          <w:szCs w:val="19"/>
-        </w:rPr>
-        <w:t>oard Member</w:t>
+        <w:t>Board Member</w:t>
       </w:r>
       <w:r>
         <w:rPr>

--- a/templates/EricHarvey-Resume-Master.docx
+++ b/templates/EricHarvey-Resume-Master.docx
@@ -324,7 +324,7 @@
           <w:sz w:val="19"/>
           <w:szCs w:val="19"/>
         </w:rPr>
-        <w:t xml:space="preserve"> systems (</w:t>
+        <w:t xml:space="preserve"> systems</w:t>
       </w:r>
       <w:proofErr w:type="spellStart"/>
       <w:r>
@@ -334,7 +334,7 @@
           <w:sz w:val="19"/>
           <w:szCs w:val="19"/>
         </w:rPr>
-        <w:t>LangGraph</w:t>
+        <w:t xml:space="preserve"/>
       </w:r>
       <w:proofErr w:type="spellEnd"/>
       <w:r>
@@ -344,7 +344,7 @@
           <w:sz w:val="19"/>
           <w:szCs w:val="19"/>
         </w:rPr>
-        <w:t xml:space="preserve">, </w:t>
+        <w:t xml:space="preserve"/>
       </w:r>
       <w:proofErr w:type="spellStart"/>
       <w:r>
@@ -354,7 +354,7 @@
           <w:sz w:val="19"/>
           <w:szCs w:val="19"/>
         </w:rPr>
-        <w:t>CrewAI</w:t>
+        <w:t xml:space="preserve"/>
       </w:r>
       <w:proofErr w:type="spellEnd"/>
       <w:r>
@@ -364,7 +364,7 @@
           <w:sz w:val="19"/>
           <w:szCs w:val="19"/>
         </w:rPr>
-        <w:t>) • Change management for AI • Responsible &amp; ethical AI use</w:t>
+        <w:t xml:space="preserve"> • Change management for AI • Responsible &amp; ethical AI use</w:t>
       </w:r>
     </w:p>
     <w:p>

--- a/templates/EricHarvey-Resume-Master.docx
+++ b/templates/EricHarvey-Resume-Master.docx
@@ -314,7 +314,7 @@
           <w:sz w:val="19"/>
           <w:szCs w:val="19"/>
         </w:rPr>
-        <w:t>Multi-agent</w:t>
+        <w:t xml:space="preserve">Agent workflows</w:t>
       </w:r>
       <w:proofErr w:type="gramEnd"/>
       <w:r>
@@ -324,7 +324,7 @@
           <w:sz w:val="19"/>
           <w:szCs w:val="19"/>
         </w:rPr>
-        <w:t xml:space="preserve"> systems</w:t>
+        <w:t xml:space="preserve"> (Make.com, n8n)</w:t>
       </w:r>
       <w:proofErr w:type="spellStart"/>
       <w:r>

--- a/templates/EricHarvey-Resume-Master.docx
+++ b/templates/EricHarvey-Resume-Master.docx
@@ -1173,7 +1173,7 @@
           <w:iCs/>
           <w:color w:val="16202B"/>
         </w:rPr>
-        <w:t xml:space="preserve">Global Program Director, Digital &amp; Virtual </w:t>
+        <w:t xml:space="preserve">Global Program Director, AI Enablement &amp; Sales </w:t>
       </w:r>
       <w:proofErr w:type="gramStart"/>
       <w:r>
@@ -1183,7 +1183,7 @@
           <w:iCs/>
           <w:color w:val="16202B"/>
         </w:rPr>
-        <w:t>Experience  |</w:t>
+        <w:t xml:space="preserve">Readiness  |</w:t>
       </w:r>
       <w:proofErr w:type="gramEnd"/>
       <w:r>
@@ -1193,7 +1193,7 @@
           <w:iCs/>
           <w:color w:val="16202B"/>
         </w:rPr>
-        <w:t xml:space="preserve">  2013 – 2024</w:t>
+        <w:t xml:space="preserve">  2018 – 2024</w:t>
       </w:r>
     </w:p>
     <w:p>
@@ -1209,7 +1209,7 @@
           <w:sz w:val="18"/>
           <w:szCs w:val="18"/>
         </w:rPr>
-        <w:t>Owned global enablement and digital platform programs for a $31B enterprise spanning 180 countries, operating through a matrixed organization of regional sales, marketing, and IT teams.</w:t>
+        <w:t xml:space="preserve">Led SAP's generative AI adoption across the global sales organization and scaled the digital programs behind customer engagement, operating through a matrixed organization of regional sales, marketing, and IT teams.</w:t>
       </w:r>
     </w:p>
     <w:p>
@@ -1232,7 +1232,7 @@
           <w:sz w:val="17"/>
           <w:szCs w:val="17"/>
         </w:rPr>
-        <w:t xml:space="preserve">Influenced €7.58B in total contract </w:t>
+        <w:t xml:space="preserve">Reached 300+ professionals with AI </w:t>
       </w:r>
       <w:proofErr w:type="gramStart"/>
       <w:r>
@@ -1246,7 +1246,7 @@
           <w:sz w:val="17"/>
           <w:szCs w:val="17"/>
         </w:rPr>
-        <w:t>value</w:t>
+        <w:t>enablement</w:t>
       </w:r>
       <w:r>
         <w:rPr>
@@ -1274,7 +1274,7 @@
           <w:sz w:val="19"/>
           <w:szCs w:val="19"/>
         </w:rPr>
-        <w:t>Served as business owner for IRIS, SAP’s video content delivery platform, co-developed with Kaltura: defined capability requirements, prioritized what shipped against GTM needs, and drove adoption to 380,000+ video messages delivered across 22,000 opportunities.</w:t>
+        <w:t>Co-founded SAP’s cross-organizational AI community, spanning marketing, sales, and presales. Led the training curriculum, the self-serve prompt catalog (75 sales-specific prompts), and the community model behind it. Embedded AI enablement into SAP’s LACE and Customer Value Journey methodologies to make responsible usage the default.</w:t>
       </w:r>
     </w:p>
     <w:p>
@@ -1297,7 +1297,7 @@
           <w:sz w:val="17"/>
           <w:szCs w:val="17"/>
         </w:rPr>
-        <w:t xml:space="preserve">Reached 300+ professionals with AI </w:t>
+        <w:t>Grew microsite delivery 4</w:t>
       </w:r>
       <w:proofErr w:type="gramStart"/>
       <w:r>
@@ -1311,7 +1311,7 @@
           <w:sz w:val="17"/>
           <w:szCs w:val="17"/>
         </w:rPr>
-        <w:t>enablement</w:t>
+        <w:t>x</w:t>
       </w:r>
       <w:r>
         <w:rPr>
@@ -1339,7 +1339,7 @@
           <w:sz w:val="19"/>
           <w:szCs w:val="19"/>
         </w:rPr>
-        <w:t>Co-founded SAP’s cross-organizational AI community, spanning marketing, sales, and presales. Led the training curriculum, the self-serve prompt catalog (75 sales-specific prompts), and the community model behind it. Embedded AI enablement into SAP’s LACE and Customer Value Journey methodologies to make responsible usage the default.</w:t>
+        <w:t>Engineered and globally implemented a franchise model across five regions, consolidating delivery platforms from 13 to 3 and reaching 6,000+ microsites in 2023. Influenced 15,000 opportunities and €342M in total contract value.</w:t>
       </w:r>
     </w:p>
     <w:p>
@@ -1427,7 +1427,7 @@
           <w:sz w:val="17"/>
           <w:szCs w:val="17"/>
         </w:rPr>
-        <w:t>Lifted platform adoption 80</w:t>
+        <w:t xml:space="preserve">Won funding without budget </w:t>
       </w:r>
       <w:proofErr w:type="gramStart"/>
       <w:r>
@@ -1441,7 +1441,7 @@
           <w:sz w:val="17"/>
           <w:szCs w:val="17"/>
         </w:rPr>
-        <w:t>%</w:t>
+        <w:t>authority</w:t>
       </w:r>
       <w:r>
         <w:rPr>
@@ -1469,47 +1469,43 @@
           <w:sz w:val="19"/>
           <w:szCs w:val="19"/>
         </w:rPr>
-        <w:t xml:space="preserve">Integrated IRIS across 17 sales and content systems (Adobe Experience Manager, Seismic, </w:t>
-      </w:r>
-      <w:proofErr w:type="spellStart"/>
-      <w:r>
-        <w:rPr>
-          <w:rFonts w:ascii="Calibri" w:eastAsia="Calibri" w:hAnsi="Calibri" w:cs="Calibri"/>
-          <w:color w:val="16202B"/>
-          <w:sz w:val="19"/>
-          <w:szCs w:val="19"/>
-        </w:rPr>
-        <w:t>Highspot</w:t>
-      </w:r>
-      <w:proofErr w:type="spellEnd"/>
-      <w:r>
-        <w:rPr>
-          <w:rFonts w:ascii="Calibri" w:eastAsia="Calibri" w:hAnsi="Calibri" w:cs="Calibri"/>
-          <w:color w:val="16202B"/>
-          <w:sz w:val="19"/>
-          <w:szCs w:val="19"/>
-        </w:rPr>
-        <w:t xml:space="preserve">, Outreach.io, 6sense, Sprinklr, Consensus), working with </w:t>
-      </w:r>
-      <w:proofErr w:type="spellStart"/>
-      <w:r>
-        <w:rPr>
-          <w:rFonts w:ascii="Calibri" w:eastAsia="Calibri" w:hAnsi="Calibri" w:cs="Calibri"/>
-          <w:color w:val="16202B"/>
-          <w:sz w:val="19"/>
-          <w:szCs w:val="19"/>
-        </w:rPr>
-        <w:t>martech</w:t>
-      </w:r>
-      <w:proofErr w:type="spellEnd"/>
-      <w:r>
-        <w:rPr>
-          <w:rFonts w:ascii="Calibri" w:eastAsia="Calibri" w:hAnsi="Calibri" w:cs="Calibri"/>
-          <w:color w:val="16202B"/>
-          <w:sz w:val="19"/>
-          <w:szCs w:val="19"/>
-        </w:rPr>
-        <w:t xml:space="preserve"> and IT so content flowed between tools. Cut content discovery time by 25%.</w:t>
+        <w:t>Secured budget for centralized global programs by building the business case with regional leadership across five regions. Led multi-million-euro vendor selection and contract negotiation.</w:t>
+      </w:r>
+    </w:p>
+    <w:p>
+      <w:pPr>
+        <w:keepNext/>
+        <w:keepLines/>
+        <w:spacing w:before="30" w:after="50"/>
+      </w:pPr>
+      <w:r>
+        <w:rPr>
+          <w:rFonts w:ascii="Calibri" w:eastAsia="Calibri" w:hAnsi="Calibri" w:cs="Calibri"/>
+          <w:i/>
+          <w:iCs/>
+          <w:color w:val="16202B"/>
+        </w:rPr>
+        <w:t xml:space="preserve">Global Program Director, Digital &amp; Virtual </w:t>
+      </w:r>
+      <w:proofErr w:type="gramStart"/>
+      <w:r>
+        <w:rPr>
+          <w:rFonts w:ascii="Calibri" w:eastAsia="Calibri" w:hAnsi="Calibri" w:cs="Calibri"/>
+          <w:i/>
+          <w:iCs/>
+          <w:color w:val="16202B"/>
+        </w:rPr>
+        <w:t xml:space="preserve">Experience  |</w:t>
+      </w:r>
+      <w:proofErr w:type="gramEnd"/>
+      <w:r>
+        <w:rPr>
+          <w:rFonts w:ascii="Calibri" w:eastAsia="Calibri" w:hAnsi="Calibri" w:cs="Calibri"/>
+          <w:i/>
+          <w:iCs/>
+          <w:color w:val="16202B"/>
+        </w:rPr>
+        <w:t xml:space="preserve">  2013 – 2018</w:t>
       </w:r>
     </w:p>
     <w:p>
@@ -1532,7 +1528,7 @@
           <w:sz w:val="17"/>
           <w:szCs w:val="17"/>
         </w:rPr>
-        <w:t>Grew microsite delivery 4</w:t>
+        <w:t xml:space="preserve">Influenced €7.58B in total contract </w:t>
       </w:r>
       <w:proofErr w:type="gramStart"/>
       <w:r>
@@ -1546,7 +1542,7 @@
           <w:sz w:val="17"/>
           <w:szCs w:val="17"/>
         </w:rPr>
-        <w:t>x</w:t>
+        <w:t>value</w:t>
       </w:r>
       <w:r>
         <w:rPr>
@@ -1574,7 +1570,7 @@
           <w:sz w:val="19"/>
           <w:szCs w:val="19"/>
         </w:rPr>
-        <w:t>Engineered and globally implemented a franchise model across five regions, consolidating delivery platforms from 13 to 3 and reaching 6,000+ microsites in 2023. Influenced 15,000 opportunities and €342M in total contract value.</w:t>
+        <w:t>Served as business owner for IRIS, SAP’s video content delivery platform, co-developed with Kaltura: defined capability requirements, prioritized what shipped against GTM needs, and drove adoption to 380,000+ video messages delivered across 22,000 opportunities.</w:t>
       </w:r>
     </w:p>
     <w:p>
@@ -1597,7 +1593,7 @@
           <w:sz w:val="17"/>
           <w:szCs w:val="17"/>
         </w:rPr>
-        <w:t xml:space="preserve">Won funding without budget </w:t>
+        <w:t>Lifted platform adoption 80</w:t>
       </w:r>
       <w:proofErr w:type="gramStart"/>
       <w:r>
@@ -1611,7 +1607,7 @@
           <w:sz w:val="17"/>
           <w:szCs w:val="17"/>
         </w:rPr>
-        <w:t>authority</w:t>
+        <w:t>%</w:t>
       </w:r>
       <w:r>
         <w:rPr>
@@ -1639,7 +1635,47 @@
           <w:sz w:val="19"/>
           <w:szCs w:val="19"/>
         </w:rPr>
-        <w:t>Secured budget for centralized global programs by building the business case with regional leadership across five regions. Led multi-million-euro vendor selection and contract negotiation.</w:t>
+        <w:t xml:space="preserve">Integrated IRIS across 17 sales and content systems (Adobe Experience Manager, Seismic, </w:t>
+      </w:r>
+      <w:proofErr w:type="spellStart"/>
+      <w:r>
+        <w:rPr>
+          <w:rFonts w:ascii="Calibri" w:eastAsia="Calibri" w:hAnsi="Calibri" w:cs="Calibri"/>
+          <w:color w:val="16202B"/>
+          <w:sz w:val="19"/>
+          <w:szCs w:val="19"/>
+        </w:rPr>
+        <w:t>Highspot</w:t>
+      </w:r>
+      <w:proofErr w:type="spellEnd"/>
+      <w:r>
+        <w:rPr>
+          <w:rFonts w:ascii="Calibri" w:eastAsia="Calibri" w:hAnsi="Calibri" w:cs="Calibri"/>
+          <w:color w:val="16202B"/>
+          <w:sz w:val="19"/>
+          <w:szCs w:val="19"/>
+        </w:rPr>
+        <w:t xml:space="preserve">, Outreach.io, 6sense, Sprinklr, Consensus), working with </w:t>
+      </w:r>
+      <w:proofErr w:type="spellStart"/>
+      <w:r>
+        <w:rPr>
+          <w:rFonts w:ascii="Calibri" w:eastAsia="Calibri" w:hAnsi="Calibri" w:cs="Calibri"/>
+          <w:color w:val="16202B"/>
+          <w:sz w:val="19"/>
+          <w:szCs w:val="19"/>
+        </w:rPr>
+        <w:t>martech</w:t>
+      </w:r>
+      <w:proofErr w:type="spellEnd"/>
+      <w:r>
+        <w:rPr>
+          <w:rFonts w:ascii="Calibri" w:eastAsia="Calibri" w:hAnsi="Calibri" w:cs="Calibri"/>
+          <w:color w:val="16202B"/>
+          <w:sz w:val="19"/>
+          <w:szCs w:val="19"/>
+        </w:rPr>
+        <w:t xml:space="preserve"> and IT so content flowed between tools. Cut content discovery time by 25%.</w:t>
       </w:r>
     </w:p>
     <w:p>
